--- a/applications/evergreen-nephrology-marketing-manager-campaigns/cover-letter.docx
+++ b/applications/evergreen-nephrology-marketing-manager-campaigns/cover-letter.docx
@@ -107,7 +107,7 @@
           <w:b w:val="0"/>
           <w:color w:val="1A1A1A"/>
         </w:rPr>
-        <w:t>The campaign work itself is what I do now. At Solenzo I built and run 20+ automated lifecycle workflows covering booking, confirmations and reminders, no-show recovery, onboarding, and re-engagement, and I maintain the reusable templates and messaging frameworks that let each new program launch without starting from scratch. At Level Agency I led integrated campaigns across inbound, paid media, and content, coordinating execution across internal departments and reporting results with clear optimization recommendations. At Birdeye I managed a reseller partner network that included healthcare-focused agencies, building training sequences and materials that let each partner carry the message to its own customers.</w:t>
+        <w:t>The campaign work itself is what I do now. At Solenzo I built and run 20+ automated SMS and email lifecycle workflows covering booking, confirmations and reminders, no-show recovery, onboarding, and re-engagement, and I maintain the reusable templates and messaging frameworks that let each new program launch without starting from scratch. At Level Agency I led integrated campaigns across inbound, paid media, and content, coordinating execution across internal departments and reporting results with clear optimization recommendations. At Birdeye I managed a reseller partner network that included healthcare-focused agencies, building training sequences and materials that let each partner carry the message to its own customers.</w:t>
       </w:r>
     </w:p>
     <w:p>
